--- a/CareerLaunch-Project-Selection-Team.docx
+++ b/CareerLaunch-Project-Selection-Team.docx
@@ -125,7 +125,7 @@
         </w:pBdr>
       </w:pPr>
       <w:r>
-        <w:t>Synchronous meeting time: Saturdays at 6:00 PM UK time (BST) / 8:00 PM Uganda time (EAT)</w:t>
+        <w:t>Synchronous meeting time: Tuesdays at 6:00 PM UK time (BST) / 8:00 PM Uganda time (EAT), beginning September 22, 2026, to stay aligned with course-required deadlines.</w:t>
       </w:r>
     </w:p>
     <w:p>
